--- a/klagomål/A 48508-2025 FSC-klagomål.docx
+++ b/klagomål/A 48508-2025 FSC-klagomål.docx
@@ -911,7 +911,7 @@
     <w:r>
       <w:tab/>
       <w:tab/>
-      <w:t>2026-09-14</w:t>
+      <w:t>2026-09-15</w:t>
       <w:br/>
       <w:br/>
     </w:r>

--- a/klagomål/A 48508-2025 FSC-klagomål.docx
+++ b/klagomål/A 48508-2025 FSC-klagomål.docx
@@ -911,7 +911,7 @@
     <w:r>
       <w:tab/>
       <w:tab/>
-      <w:t>2026-09-15</w:t>
+      <w:t>2026-09-16</w:t>
       <w:br/>
       <w:br/>
     </w:r>

--- a/klagomål/A 48508-2025 FSC-klagomål.docx
+++ b/klagomål/A 48508-2025 FSC-klagomål.docx
@@ -911,7 +911,7 @@
     <w:r>
       <w:tab/>
       <w:tab/>
-      <w:t>2026-09-16</w:t>
+      <w:t>2026-09-17</w:t>
       <w:br/>
       <w:br/>
     </w:r>

--- a/klagomål/A 48508-2025 FSC-klagomål.docx
+++ b/klagomål/A 48508-2025 FSC-klagomål.docx
@@ -911,7 +911,7 @@
     <w:r>
       <w:tab/>
       <w:tab/>
-      <w:t>2026-09-17</w:t>
+      <w:t>2026-09-18</w:t>
       <w:br/>
       <w:br/>
     </w:r>

--- a/klagomål/A 48508-2025 FSC-klagomål.docx
+++ b/klagomål/A 48508-2025 FSC-klagomål.docx
@@ -911,7 +911,7 @@
     <w:r>
       <w:tab/>
       <w:tab/>
-      <w:t>2026-09-18</w:t>
+      <w:t>2026-09-19</w:t>
       <w:br/>
       <w:br/>
     </w:r>

--- a/klagomål/A 48508-2025 FSC-klagomål.docx
+++ b/klagomål/A 48508-2025 FSC-klagomål.docx
@@ -911,7 +911,7 @@
     <w:r>
       <w:tab/>
       <w:tab/>
-      <w:t>2026-09-19</w:t>
+      <w:t>2026-09-21</w:t>
       <w:br/>
       <w:br/>
     </w:r>

--- a/klagomål/A 48508-2025 FSC-klagomål.docx
+++ b/klagomål/A 48508-2025 FSC-klagomål.docx
@@ -911,7 +911,7 @@
     <w:r>
       <w:tab/>
       <w:tab/>
-      <w:t>2026-09-21</w:t>
+      <w:t>2026-09-23</w:t>
       <w:br/>
       <w:br/>
     </w:r>

--- a/klagomål/A 48508-2025 FSC-klagomål.docx
+++ b/klagomål/A 48508-2025 FSC-klagomål.docx
@@ -911,7 +911,7 @@
     <w:r>
       <w:tab/>
       <w:tab/>
-      <w:t>2026-09-23</w:t>
+      <w:t>2026-09-24</w:t>
       <w:br/>
       <w:br/>
     </w:r>

--- a/klagomål/A 48508-2025 FSC-klagomål.docx
+++ b/klagomål/A 48508-2025 FSC-klagomål.docx
@@ -911,7 +911,7 @@
     <w:r>
       <w:tab/>
       <w:tab/>
-      <w:t>2026-09-24</w:t>
+      <w:t>2026-09-25</w:t>
       <w:br/>
       <w:br/>
     </w:r>

--- a/klagomål/A 48508-2025 FSC-klagomål.docx
+++ b/klagomål/A 48508-2025 FSC-klagomål.docx
@@ -178,7 +178,7 @@
       <w:r>
         <w:drawing>
           <wp:inline xmlns:a="http://schemas.openxmlformats.org/drawingml/2006/main" xmlns:pic="http://schemas.openxmlformats.org/drawingml/2006/picture">
-            <wp:extent cx="5486400" cy="5202158"/>
+            <wp:extent cx="5486400" cy="5200464"/>
             <wp:docPr id="1" name="Picture 1"/>
             <wp:cNvGraphicFramePr>
               <a:graphicFrameLocks noChangeAspect="1"/>
@@ -199,7 +199,7 @@
                   <pic:spPr>
                     <a:xfrm>
                       <a:off x="0" y="0"/>
-                      <a:ext cx="5486400" cy="5202158"/>
+                      <a:ext cx="5486400" cy="5200464"/>
                     </a:xfrm>
                     <a:prstGeom prst="rect"/>
                   </pic:spPr>
@@ -216,12 +216,12 @@
         <w:spacing w:after="240"/>
       </w:pPr>
       <w:r>
-        <w:t>Figur 1. Fyndplatser för naturvårdsarter i avverkningsanmälan. Markörer utan svart kant är placerade på fyndplatsen. Markörer med svart kant är placerade vid sidan av fyndplatsen och har ett svart streck som visar fyndplatsens exakta position. Kartans mittpunktskoordinat är N 6967460, E 412197 i SWEREF 99 TM.</w:t>
+        <w:t>Figur 1. Fyndplatser för naturvårdsarter i och inom 23 meter från avverkningsanmälan. Markörer utan svart kant är placerade på fyndplatsen. Markörer med svart kant är placerade vid sidan av fyndplatsen och har ett svart streck som visar fyndplatsens exakta position. Kartans mittpunktskoordinat är N 6967460, E 412197 i SWEREF 99 TM.</w:t>
       </w:r>
     </w:p>
     <w:p>
       <w:r>
-        <w:t>I avverkningsanmälan finns fynd av 1 naturvårdsarter, varav 1 är rödlistad, 1 är fridlyst och 1 är typisk (T): tretåig hackspett (NT, T, §4). Se Figur 1.</w:t>
+        <w:t>I och inom 23 meter från avverkningsanmälan finns fynd av 7 naturvårdsarter, varav 6 är rödlistade, 1 är fridlyst, 4 är typiska (T) och 1 är signalart (S): tajgataggsvamp (VU), dropptaggsvamp (NT, T), kådvaxskinn (NT), skarp dropptaggsvamp (NT), tretåig hackspett (NT, T, §4), vedskivlav (NT, T) och norrlandslav (S, T). Se Figur 1.</w:t>
       </w:r>
     </w:p>
     <w:p>
@@ -252,6 +252,68 @@
         <w:rPr>
           <w:b/>
         </w:rPr>
+        <w:t xml:space="preserve">Tajgataggsvamp (VU) </w:t>
+      </w:r>
+      <w:r>
+        <w:t xml:space="preserve">är en sällsynt art som bildar mykorrhiza med tall och växer på marken under gamla tallågor, stubbar och även grenar av tall i brandpräglad torr tallskog på mager sandig mark med lång kontinuitet. Den är placerad högst upp i Skogsstyrelsens värdepyramid för bedömning av skog med höga naturvärden och flertalet växtplatser bör skyddas långsiktigt genom att öka arealen skyddad, brandpräglad, mager tallskog med trädkontinuitet. Troligtvis sammanblandas arten då och då med svartvit taggsvamp </w:t>
+      </w:r>
+      <w:r>
+        <w:rPr>
+          <w:i/>
+        </w:rPr>
+        <w:t>Phellodon connatus</w:t>
+      </w:r>
+      <w:r>
+        <w:t xml:space="preserve"> som vid DNA-undersökningar visat sig ha flera olika former. Tajgataggsvamp är globalt rödlistad som sårbar (VU) vilket innebär att Sverige har ett internationellt ansvar för arten (IUCN, 2025; SLU Artdatabanken, 2024; Nitare &amp; Skogsstyrelsen, 2019).</w:t>
+      </w:r>
+    </w:p>
+    <w:p>
+      <w:r>
+        <w:rPr>
+          <w:b/>
+        </w:rPr>
+        <w:t>Dropptaggsvamp (NT)</w:t>
+      </w:r>
+      <w:r>
+        <w:t xml:space="preserve"> bildar mykorrhiza med tall, främst i barrskog med trädkontinuitet, i magra, torra och ljusöppna lavtallskogar och i barrblandskogar med friskmossor och lingon i fältskiktet. Den totala populationen i landet har minskat och bedöms fortsätta minska till följd av slutavverkningar av tallskog. Det är högst oklart om arten långsiktigt kan etablera och reproducera sig i skogsbestånd som brukas med trakthyggesmetoder, markberedning, gödsling eller föryngring med förädlat plantmaterial. Uppfyller kriterierna för att bli rödlistad på grund av ny kunskap som visar att en större andel av populationen än tidigare bedömt är knuten till kontinuitetsbarrskog. Minskningstakten för den svenska populationen bedöms vara nära gränsvärdet för Sårbar (VU). Dropptaggsvamp är typisk art för </w:t>
+      </w:r>
+      <w:r>
+        <w:rPr>
+          <w:i/>
+        </w:rPr>
+        <w:t xml:space="preserve">9010 Taiga </w:t>
+      </w:r>
+      <w:r>
+        <w:t>(SLU Artdatabanken, 2026).</w:t>
+      </w:r>
+    </w:p>
+    <w:p>
+      <w:r>
+        <w:rPr>
+          <w:b/>
+        </w:rPr>
+        <w:t>Kådvaxskinn (NT)</w:t>
+      </w:r>
+      <w:r>
+        <w:t xml:space="preserve"> är en nedbrytare på grova lågor av tall eller gran i det förmultningsstadium då barken fallit av. Arten tillhör den boreala blåbärsbarrskogens vedsvampssamhälle och hittas främst i naturskogsartad eller plockhuggen skog med mycket död ved. Arten hotas av avverkning av äldre barrskog. Den typ av vedkvalité som arten fordrar nyskapas i alltför liten omfattning i produktionsskog (SLU Artdatabanken, 2024).</w:t>
+      </w:r>
+    </w:p>
+    <w:p>
+      <w:r>
+        <w:rPr>
+          <w:b/>
+        </w:rPr>
+        <w:t xml:space="preserve">Skarp dropptaggsvamp (NT) </w:t>
+      </w:r>
+      <w:r>
+        <w:t>bildar mykorrhiza med både gran och tall, främst i barrskogar med trädkontinuitet. Arten uppträder dels i näringsrik kalkbarrskog och dels i sur lavtallskog. Kalkbarrskogarna är ofta grandominerade, olikåldriga och skiktade på frisk mark med ett örtrikt vegetationsskikt. Lavtallskogarna är i regel magra, torra, ljusöppna och ofta brandpräglade. Den totala populationen i landet har minskat och bedöms fortsätta minska till följd av avverkning av äldre barrskogar. Arten har begränsad förmåga att återetablera sig efter slutavverkning eller andra storskaliga skogsbruksåtgärder. Det saknas indikationer på att arten långsiktigt kan etablera eller reproducera sig i skogsbestånd som brukas med metoder som trakthyggesbruk, markberedning, gödsling eller föryngring med förädlat plantmaterial. Minskningstakten för den svenska populationen bedöms vara nära gränsvärdet för Sårbar (VU) (SLU Artdatabanken, 2026).</w:t>
+      </w:r>
+    </w:p>
+    <w:p>
+      <w:r>
+        <w:rPr>
+          <w:b/>
+        </w:rPr>
         <w:t>Tretåig hackspett (NT, §4)</w:t>
       </w:r>
       <w:r>
@@ -274,6 +336,55 @@
       </w:r>
       <w:r>
         <w:t xml:space="preserve"> (Skogsstyrelsen, 2016; SLU Artdatabanken, 2024).</w:t>
+      </w:r>
+    </w:p>
+    <w:p>
+      <w:r>
+        <w:rPr>
+          <w:b/>
+        </w:rPr>
+        <w:t>Vedskivlav (NT)</w:t>
+      </w:r>
+      <w:r>
+        <w:t xml:space="preserve"> växer på gammal, torr, exponerad, hård kärnved av framförallt tall i naturskogsartade bestånd. Avverkning av tallskog av naturskogskaraktär med spår av återkommande bränder är ett hot. Mängden lämplig ved att växa på för vedskivlav minskar, dels på grund av naturlig nedbrytning men framförallt på grund av att de förstörs i samband med slutavverkningar, gallringar och markberedning. Tall- och blandbarrskogar av naturskogskaraktär med spår av återkommande bränder bör skyddas. Vedskivlav är typisk art för </w:t>
+      </w:r>
+      <w:r>
+        <w:rPr>
+          <w:i/>
+        </w:rPr>
+        <w:t>9010 Taiga</w:t>
+      </w:r>
+      <w:r>
+        <w:t xml:space="preserve"> (SLU Artdatabanken, 2024).</w:t>
+      </w:r>
+    </w:p>
+    <w:p>
+      <w:r>
+        <w:rPr>
+          <w:b/>
+        </w:rPr>
+        <w:t xml:space="preserve">Norrlandslav </w:t>
+      </w:r>
+      <w:r>
+        <w:t xml:space="preserve">indikerar söder om den naturliga norrlandsgränsen barrskogsbeklädda bergbranter eller andra ostörda skogsmiljöer med höga naturvärden. Norrlandslav är typisk art för </w:t>
+      </w:r>
+      <w:r>
+        <w:rPr>
+          <w:i/>
+        </w:rPr>
+        <w:t xml:space="preserve">9010 Taiga, 8110 Silikatrasmarker </w:t>
+      </w:r>
+      <w:r>
+        <w:t>och</w:t>
+      </w:r>
+      <w:r>
+        <w:rPr>
+          <w:i/>
+        </w:rPr>
+        <w:t xml:space="preserve"> 8120 Kalkrasmarker </w:t>
+      </w:r>
+      <w:r>
+        <w:t>(Nitare &amp; Skogsstyrelsen, 2000; SLU Artdatabanken, 2025).</w:t>
       </w:r>
     </w:p>
     <w:p>
@@ -382,7 +493,7 @@
         <w:rPr>
           <w:i/>
         </w:rPr>
-        <w:t>I det avverkningsanmälda skogsområdet har 1 naturvårdsarter varav 1 rödlistade arter sina livsmiljöer och växtplatser.</w:t>
+        <w:t>I det avverkningsanmälda skogsområdet har 7 naturvårdsarter varav 6 rödlistade arter sina livsmiljöer och växtplatser.</w:t>
       </w:r>
     </w:p>
     <w:p>
@@ -911,7 +1022,7 @@
     <w:r>
       <w:tab/>
       <w:tab/>
-      <w:t>2026-09-25</w:t>
+      <w:t>2026-09-26</w:t>
       <w:br/>
       <w:br/>
     </w:r>

--- a/klagomål/A 48508-2025 FSC-klagomål.docx
+++ b/klagomål/A 48508-2025 FSC-klagomål.docx
@@ -1022,7 +1022,7 @@
     <w:r>
       <w:tab/>
       <w:tab/>
-      <w:t>2026-09-26</w:t>
+      <w:t>2026-09-27</w:t>
       <w:br/>
       <w:br/>
     </w:r>

--- a/klagomål/A 48508-2025 FSC-klagomål.docx
+++ b/klagomål/A 48508-2025 FSC-klagomål.docx
@@ -1022,7 +1022,7 @@
     <w:r>
       <w:tab/>
       <w:tab/>
-      <w:t>2026-09-27</w:t>
+      <w:t>2026-09-28</w:t>
       <w:br/>
       <w:br/>
     </w:r>

--- a/klagomål/A 48508-2025 FSC-klagomål.docx
+++ b/klagomål/A 48508-2025 FSC-klagomål.docx
@@ -1022,7 +1022,7 @@
     <w:r>
       <w:tab/>
       <w:tab/>
-      <w:t>2026-09-28</w:t>
+      <w:t>2026-09-29</w:t>
       <w:br/>
       <w:br/>
     </w:r>

--- a/klagomål/A 48508-2025 FSC-klagomål.docx
+++ b/klagomål/A 48508-2025 FSC-klagomål.docx
@@ -178,7 +178,7 @@
       <w:r>
         <w:drawing>
           <wp:inline xmlns:a="http://schemas.openxmlformats.org/drawingml/2006/main" xmlns:pic="http://schemas.openxmlformats.org/drawingml/2006/picture">
-            <wp:extent cx="5486400" cy="5200464"/>
+            <wp:extent cx="5486400" cy="5202158"/>
             <wp:docPr id="1" name="Picture 1"/>
             <wp:cNvGraphicFramePr>
               <a:graphicFrameLocks noChangeAspect="1"/>
@@ -199,7 +199,7 @@
                   <pic:spPr>
                     <a:xfrm>
                       <a:off x="0" y="0"/>
-                      <a:ext cx="5486400" cy="5200464"/>
+                      <a:ext cx="5486400" cy="5202158"/>
                     </a:xfrm>
                     <a:prstGeom prst="rect"/>
                   </pic:spPr>
@@ -216,12 +216,12 @@
         <w:spacing w:after="240"/>
       </w:pPr>
       <w:r>
-        <w:t>Figur 1. Fyndplatser för naturvårdsarter i och inom 23 meter från avverkningsanmälan. Markörer utan svart kant är placerade på fyndplatsen. Markörer med svart kant är placerade vid sidan av fyndplatsen och har ett svart streck som visar fyndplatsens exakta position. Kartans mittpunktskoordinat är N 6967460, E 412197 i SWEREF 99 TM.</w:t>
+        <w:t>Figur 1. Fyndplatser för naturvårdsarter i avverkningsanmälan. Markörer utan svart kant är placerade på fyndplatsen. Markörer med svart kant är placerade vid sidan av fyndplatsen och har ett svart streck som visar fyndplatsens exakta position. Kartans mittpunktskoordinat är N 6967460, E 412197 i SWEREF 99 TM.</w:t>
       </w:r>
     </w:p>
     <w:p>
       <w:r>
-        <w:t>I och inom 23 meter från avverkningsanmälan finns fynd av 7 naturvårdsarter, varav 6 är rödlistade, 1 är fridlyst, 4 är typiska (T) och 1 är signalart (S): tajgataggsvamp (VU), dropptaggsvamp (NT, T), kådvaxskinn (NT), skarp dropptaggsvamp (NT), tretåig hackspett (NT, T, §4), vedskivlav (NT, T) och norrlandslav (S, T). Se Figur 1.</w:t>
+        <w:t>I avverkningsanmälan finns fynd av 1 naturvårdsarter, varav 1 är rödlistad, 1 är fridlyst och 1 är typisk (T): tretåig hackspett (NT, T, §4). Se Figur 1.</w:t>
       </w:r>
     </w:p>
     <w:p>
@@ -252,68 +252,6 @@
         <w:rPr>
           <w:b/>
         </w:rPr>
-        <w:t xml:space="preserve">Tajgataggsvamp (VU) </w:t>
-      </w:r>
-      <w:r>
-        <w:t xml:space="preserve">är en sällsynt art som bildar mykorrhiza med tall och växer på marken under gamla tallågor, stubbar och även grenar av tall i brandpräglad torr tallskog på mager sandig mark med lång kontinuitet. Den är placerad högst upp i Skogsstyrelsens värdepyramid för bedömning av skog med höga naturvärden och flertalet växtplatser bör skyddas långsiktigt genom att öka arealen skyddad, brandpräglad, mager tallskog med trädkontinuitet. Troligtvis sammanblandas arten då och då med svartvit taggsvamp </w:t>
-      </w:r>
-      <w:r>
-        <w:rPr>
-          <w:i/>
-        </w:rPr>
-        <w:t>Phellodon connatus</w:t>
-      </w:r>
-      <w:r>
-        <w:t xml:space="preserve"> som vid DNA-undersökningar visat sig ha flera olika former. Tajgataggsvamp är globalt rödlistad som sårbar (VU) vilket innebär att Sverige har ett internationellt ansvar för arten (IUCN, 2025; SLU Artdatabanken, 2024; Nitare &amp; Skogsstyrelsen, 2019).</w:t>
-      </w:r>
-    </w:p>
-    <w:p>
-      <w:r>
-        <w:rPr>
-          <w:b/>
-        </w:rPr>
-        <w:t>Dropptaggsvamp (NT)</w:t>
-      </w:r>
-      <w:r>
-        <w:t xml:space="preserve"> bildar mykorrhiza med tall, främst i barrskog med trädkontinuitet, i magra, torra och ljusöppna lavtallskogar och i barrblandskogar med friskmossor och lingon i fältskiktet. Den totala populationen i landet har minskat och bedöms fortsätta minska till följd av slutavverkningar av tallskog. Det är högst oklart om arten långsiktigt kan etablera och reproducera sig i skogsbestånd som brukas med trakthyggesmetoder, markberedning, gödsling eller föryngring med förädlat plantmaterial. Uppfyller kriterierna för att bli rödlistad på grund av ny kunskap som visar att en större andel av populationen än tidigare bedömt är knuten till kontinuitetsbarrskog. Minskningstakten för den svenska populationen bedöms vara nära gränsvärdet för Sårbar (VU). Dropptaggsvamp är typisk art för </w:t>
-      </w:r>
-      <w:r>
-        <w:rPr>
-          <w:i/>
-        </w:rPr>
-        <w:t xml:space="preserve">9010 Taiga </w:t>
-      </w:r>
-      <w:r>
-        <w:t>(SLU Artdatabanken, 2026).</w:t>
-      </w:r>
-    </w:p>
-    <w:p>
-      <w:r>
-        <w:rPr>
-          <w:b/>
-        </w:rPr>
-        <w:t>Kådvaxskinn (NT)</w:t>
-      </w:r>
-      <w:r>
-        <w:t xml:space="preserve"> är en nedbrytare på grova lågor av tall eller gran i det förmultningsstadium då barken fallit av. Arten tillhör den boreala blåbärsbarrskogens vedsvampssamhälle och hittas främst i naturskogsartad eller plockhuggen skog med mycket död ved. Arten hotas av avverkning av äldre barrskog. Den typ av vedkvalité som arten fordrar nyskapas i alltför liten omfattning i produktionsskog (SLU Artdatabanken, 2024).</w:t>
-      </w:r>
-    </w:p>
-    <w:p>
-      <w:r>
-        <w:rPr>
-          <w:b/>
-        </w:rPr>
-        <w:t xml:space="preserve">Skarp dropptaggsvamp (NT) </w:t>
-      </w:r>
-      <w:r>
-        <w:t>bildar mykorrhiza med både gran och tall, främst i barrskogar med trädkontinuitet. Arten uppträder dels i näringsrik kalkbarrskog och dels i sur lavtallskog. Kalkbarrskogarna är ofta grandominerade, olikåldriga och skiktade på frisk mark med ett örtrikt vegetationsskikt. Lavtallskogarna är i regel magra, torra, ljusöppna och ofta brandpräglade. Den totala populationen i landet har minskat och bedöms fortsätta minska till följd av avverkning av äldre barrskogar. Arten har begränsad förmåga att återetablera sig efter slutavverkning eller andra storskaliga skogsbruksåtgärder. Det saknas indikationer på att arten långsiktigt kan etablera eller reproducera sig i skogsbestånd som brukas med metoder som trakthyggesbruk, markberedning, gödsling eller föryngring med förädlat plantmaterial. Minskningstakten för den svenska populationen bedöms vara nära gränsvärdet för Sårbar (VU) (SLU Artdatabanken, 2026).</w:t>
-      </w:r>
-    </w:p>
-    <w:p>
-      <w:r>
-        <w:rPr>
-          <w:b/>
-        </w:rPr>
         <w:t>Tretåig hackspett (NT, §4)</w:t>
       </w:r>
       <w:r>
@@ -336,55 +274,6 @@
       </w:r>
       <w:r>
         <w:t xml:space="preserve"> (Skogsstyrelsen, 2016; SLU Artdatabanken, 2024).</w:t>
-      </w:r>
-    </w:p>
-    <w:p>
-      <w:r>
-        <w:rPr>
-          <w:b/>
-        </w:rPr>
-        <w:t>Vedskivlav (NT)</w:t>
-      </w:r>
-      <w:r>
-        <w:t xml:space="preserve"> växer på gammal, torr, exponerad, hård kärnved av framförallt tall i naturskogsartade bestånd. Avverkning av tallskog av naturskogskaraktär med spår av återkommande bränder är ett hot. Mängden lämplig ved att växa på för vedskivlav minskar, dels på grund av naturlig nedbrytning men framförallt på grund av att de förstörs i samband med slutavverkningar, gallringar och markberedning. Tall- och blandbarrskogar av naturskogskaraktär med spår av återkommande bränder bör skyddas. Vedskivlav är typisk art för </w:t>
-      </w:r>
-      <w:r>
-        <w:rPr>
-          <w:i/>
-        </w:rPr>
-        <w:t>9010 Taiga</w:t>
-      </w:r>
-      <w:r>
-        <w:t xml:space="preserve"> (SLU Artdatabanken, 2024).</w:t>
-      </w:r>
-    </w:p>
-    <w:p>
-      <w:r>
-        <w:rPr>
-          <w:b/>
-        </w:rPr>
-        <w:t xml:space="preserve">Norrlandslav </w:t>
-      </w:r>
-      <w:r>
-        <w:t xml:space="preserve">indikerar söder om den naturliga norrlandsgränsen barrskogsbeklädda bergbranter eller andra ostörda skogsmiljöer med höga naturvärden. Norrlandslav är typisk art för </w:t>
-      </w:r>
-      <w:r>
-        <w:rPr>
-          <w:i/>
-        </w:rPr>
-        <w:t xml:space="preserve">9010 Taiga, 8110 Silikatrasmarker </w:t>
-      </w:r>
-      <w:r>
-        <w:t>och</w:t>
-      </w:r>
-      <w:r>
-        <w:rPr>
-          <w:i/>
-        </w:rPr>
-        <w:t xml:space="preserve"> 8120 Kalkrasmarker </w:t>
-      </w:r>
-      <w:r>
-        <w:t>(Nitare &amp; Skogsstyrelsen, 2000; SLU Artdatabanken, 2025).</w:t>
       </w:r>
     </w:p>
     <w:p>
@@ -493,7 +382,7 @@
         <w:rPr>
           <w:i/>
         </w:rPr>
-        <w:t>I det avverkningsanmälda skogsområdet har 7 naturvårdsarter varav 6 rödlistade arter sina livsmiljöer och växtplatser.</w:t>
+        <w:t>I det avverkningsanmälda skogsområdet har 1 naturvårdsarter varav 1 rödlistade arter sina livsmiljöer och växtplatser.</w:t>
       </w:r>
     </w:p>
     <w:p>
@@ -1022,7 +911,7 @@
     <w:r>
       <w:tab/>
       <w:tab/>
-      <w:t>2026-09-29</w:t>
+      <w:t>2026-09-30</w:t>
       <w:br/>
       <w:br/>
     </w:r>

--- a/klagomål/A 48508-2025 FSC-klagomål.docx
+++ b/klagomål/A 48508-2025 FSC-klagomål.docx
@@ -178,7 +178,7 @@
       <w:r>
         <w:drawing>
           <wp:inline xmlns:a="http://schemas.openxmlformats.org/drawingml/2006/main" xmlns:pic="http://schemas.openxmlformats.org/drawingml/2006/picture">
-            <wp:extent cx="5486400" cy="5202158"/>
+            <wp:extent cx="5486400" cy="5200464"/>
             <wp:docPr id="1" name="Picture 1"/>
             <wp:cNvGraphicFramePr>
               <a:graphicFrameLocks noChangeAspect="1"/>
@@ -199,7 +199,7 @@
                   <pic:spPr>
                     <a:xfrm>
                       <a:off x="0" y="0"/>
-                      <a:ext cx="5486400" cy="5202158"/>
+                      <a:ext cx="5486400" cy="5200464"/>
                     </a:xfrm>
                     <a:prstGeom prst="rect"/>
                   </pic:spPr>
@@ -216,12 +216,12 @@
         <w:spacing w:after="240"/>
       </w:pPr>
       <w:r>
-        <w:t>Figur 1. Fyndplatser för naturvårdsarter i avverkningsanmälan. Markörer utan svart kant är placerade på fyndplatsen. Markörer med svart kant är placerade vid sidan av fyndplatsen och har ett svart streck som visar fyndplatsens exakta position. Kartans mittpunktskoordinat är N 6967460, E 412197 i SWEREF 99 TM.</w:t>
+        <w:t>Figur 1. Fyndplatser för naturvårdsarter i och inom 23 meter från avverkningsanmälan. Markörer utan svart kant är placerade på fyndplatsen. Markörer med svart kant är placerade vid sidan av fyndplatsen och har ett svart streck som visar fyndplatsens exakta position. Kartans mittpunktskoordinat är N 6967460, E 412197 i SWEREF 99 TM.</w:t>
       </w:r>
     </w:p>
     <w:p>
       <w:r>
-        <w:t>I avverkningsanmälan finns fynd av 1 naturvårdsarter, varav 1 är rödlistad, 1 är fridlyst och 1 är typisk (T): tretåig hackspett (NT, T, §4). Se Figur 1.</w:t>
+        <w:t>I och inom 23 meter från avverkningsanmälan finns fynd av 7 naturvårdsarter, varav 6 är rödlistade, 1 är fridlyst, 4 är typiska (T) och 1 är signalart (S): tajgataggsvamp (VU), dropptaggsvamp (NT, T), kådvaxskinn (NT), skarp dropptaggsvamp (NT), tretåig hackspett (NT, T, §4), vedskivlav (NT, T) och norrlandslav (S, T). Se Figur 1.</w:t>
       </w:r>
     </w:p>
     <w:p>
@@ -252,6 +252,68 @@
         <w:rPr>
           <w:b/>
         </w:rPr>
+        <w:t xml:space="preserve">Tajgataggsvamp (VU) </w:t>
+      </w:r>
+      <w:r>
+        <w:t xml:space="preserve">är en sällsynt art som bildar mykorrhiza med tall och växer på marken under gamla tallågor, stubbar och även grenar av tall i brandpräglad torr tallskog på mager sandig mark med lång kontinuitet. Den är placerad högst upp i Skogsstyrelsens värdepyramid för bedömning av skog med höga naturvärden och flertalet växtplatser bör skyddas långsiktigt genom att öka arealen skyddad, brandpräglad, mager tallskog med trädkontinuitet. Troligtvis sammanblandas arten då och då med svartvit taggsvamp </w:t>
+      </w:r>
+      <w:r>
+        <w:rPr>
+          <w:i/>
+        </w:rPr>
+        <w:t>Phellodon connatus</w:t>
+      </w:r>
+      <w:r>
+        <w:t xml:space="preserve"> som vid DNA-undersökningar visat sig ha flera olika former. Tajgataggsvamp är globalt rödlistad som sårbar (VU) vilket innebär att Sverige har ett internationellt ansvar för arten (IUCN, 2025; SLU Artdatabanken, 2024; Nitare &amp; Skogsstyrelsen, 2019).</w:t>
+      </w:r>
+    </w:p>
+    <w:p>
+      <w:r>
+        <w:rPr>
+          <w:b/>
+        </w:rPr>
+        <w:t>Dropptaggsvamp (NT)</w:t>
+      </w:r>
+      <w:r>
+        <w:t xml:space="preserve"> bildar mykorrhiza med tall, främst i barrskog med trädkontinuitet, i magra, torra och ljusöppna lavtallskogar och i barrblandskogar med friskmossor och lingon i fältskiktet. Den totala populationen i landet har minskat och bedöms fortsätta minska till följd av slutavverkningar av tallskog. Det är högst oklart om arten långsiktigt kan etablera och reproducera sig i skogsbestånd som brukas med trakthyggesmetoder, markberedning, gödsling eller föryngring med förädlat plantmaterial. Uppfyller kriterierna för att bli rödlistad på grund av ny kunskap som visar att en större andel av populationen än tidigare bedömt är knuten till kontinuitetsbarrskog. Minskningstakten för den svenska populationen bedöms vara nära gränsvärdet för Sårbar (VU). Dropptaggsvamp är typisk art för </w:t>
+      </w:r>
+      <w:r>
+        <w:rPr>
+          <w:i/>
+        </w:rPr>
+        <w:t xml:space="preserve">9010 Taiga </w:t>
+      </w:r>
+      <w:r>
+        <w:t>(SLU Artdatabanken, 2026).</w:t>
+      </w:r>
+    </w:p>
+    <w:p>
+      <w:r>
+        <w:rPr>
+          <w:b/>
+        </w:rPr>
+        <w:t>Kådvaxskinn (NT)</w:t>
+      </w:r>
+      <w:r>
+        <w:t xml:space="preserve"> är en nedbrytare på grova lågor av tall eller gran i det förmultningsstadium då barken fallit av. Arten tillhör den boreala blåbärsbarrskogens vedsvampssamhälle och hittas främst i naturskogsartad eller plockhuggen skog med mycket död ved. Arten hotas av avverkning av äldre barrskog. Den typ av vedkvalité som arten fordrar nyskapas i alltför liten omfattning i produktionsskog (SLU Artdatabanken, 2024).</w:t>
+      </w:r>
+    </w:p>
+    <w:p>
+      <w:r>
+        <w:rPr>
+          <w:b/>
+        </w:rPr>
+        <w:t xml:space="preserve">Skarp dropptaggsvamp (NT) </w:t>
+      </w:r>
+      <w:r>
+        <w:t>bildar mykorrhiza med både gran och tall, främst i barrskogar med trädkontinuitet. Arten uppträder dels i näringsrik kalkbarrskog och dels i sur lavtallskog. Kalkbarrskogarna är ofta grandominerade, olikåldriga och skiktade på frisk mark med ett örtrikt vegetationsskikt. Lavtallskogarna är i regel magra, torra, ljusöppna och ofta brandpräglade. Den totala populationen i landet har minskat och bedöms fortsätta minska till följd av avverkning av äldre barrskogar. Arten har begränsad förmåga att återetablera sig efter slutavverkning eller andra storskaliga skogsbruksåtgärder. Det saknas indikationer på att arten långsiktigt kan etablera eller reproducera sig i skogsbestånd som brukas med metoder som trakthyggesbruk, markberedning, gödsling eller föryngring med förädlat plantmaterial. Minskningstakten för den svenska populationen bedöms vara nära gränsvärdet för Sårbar (VU) (SLU Artdatabanken, 2026).</w:t>
+      </w:r>
+    </w:p>
+    <w:p>
+      <w:r>
+        <w:rPr>
+          <w:b/>
+        </w:rPr>
         <w:t>Tretåig hackspett (NT, §4)</w:t>
       </w:r>
       <w:r>
@@ -274,6 +336,55 @@
       </w:r>
       <w:r>
         <w:t xml:space="preserve"> (Skogsstyrelsen, 2016; SLU Artdatabanken, 2024).</w:t>
+      </w:r>
+    </w:p>
+    <w:p>
+      <w:r>
+        <w:rPr>
+          <w:b/>
+        </w:rPr>
+        <w:t>Vedskivlav (NT)</w:t>
+      </w:r>
+      <w:r>
+        <w:t xml:space="preserve"> växer på gammal, torr, exponerad, hård kärnved av framförallt tall i naturskogsartade bestånd. Avverkning av tallskog av naturskogskaraktär med spår av återkommande bränder är ett hot. Mängden lämplig ved att växa på för vedskivlav minskar, dels på grund av naturlig nedbrytning men framförallt på grund av att de förstörs i samband med slutavverkningar, gallringar och markberedning. Tall- och blandbarrskogar av naturskogskaraktär med spår av återkommande bränder bör skyddas. Vedskivlav är typisk art för </w:t>
+      </w:r>
+      <w:r>
+        <w:rPr>
+          <w:i/>
+        </w:rPr>
+        <w:t>9010 Taiga</w:t>
+      </w:r>
+      <w:r>
+        <w:t xml:space="preserve"> (SLU Artdatabanken, 2024).</w:t>
+      </w:r>
+    </w:p>
+    <w:p>
+      <w:r>
+        <w:rPr>
+          <w:b/>
+        </w:rPr>
+        <w:t xml:space="preserve">Norrlandslav </w:t>
+      </w:r>
+      <w:r>
+        <w:t xml:space="preserve">indikerar söder om den naturliga norrlandsgränsen barrskogsbeklädda bergbranter eller andra ostörda skogsmiljöer med höga naturvärden. Norrlandslav är typisk art för </w:t>
+      </w:r>
+      <w:r>
+        <w:rPr>
+          <w:i/>
+        </w:rPr>
+        <w:t xml:space="preserve">9010 Taiga, 8110 Silikatrasmarker </w:t>
+      </w:r>
+      <w:r>
+        <w:t>och</w:t>
+      </w:r>
+      <w:r>
+        <w:rPr>
+          <w:i/>
+        </w:rPr>
+        <w:t xml:space="preserve"> 8120 Kalkrasmarker </w:t>
+      </w:r>
+      <w:r>
+        <w:t>(Nitare &amp; Skogsstyrelsen, 2000; SLU Artdatabanken, 2025).</w:t>
       </w:r>
     </w:p>
     <w:p>
@@ -382,7 +493,7 @@
         <w:rPr>
           <w:i/>
         </w:rPr>
-        <w:t>I det avverkningsanmälda skogsområdet har 1 naturvårdsarter varav 1 rödlistade arter sina livsmiljöer och växtplatser.</w:t>
+        <w:t>I det avverkningsanmälda skogsområdet har 7 naturvårdsarter varav 6 rödlistade arter sina livsmiljöer och växtplatser.</w:t>
       </w:r>
     </w:p>
     <w:p>
@@ -911,7 +1022,7 @@
     <w:r>
       <w:tab/>
       <w:tab/>
-      <w:t>2026-09-30</w:t>
+      <w:t>2026-10-01</w:t>
       <w:br/>
       <w:br/>
     </w:r>

--- a/klagomål/A 48508-2025 FSC-klagomål.docx
+++ b/klagomål/A 48508-2025 FSC-klagomål.docx
@@ -1022,7 +1022,7 @@
     <w:r>
       <w:tab/>
       <w:tab/>
-      <w:t>2026-10-01</w:t>
+      <w:t>2026-10-02</w:t>
       <w:br/>
       <w:br/>
     </w:r>

--- a/klagomål/A 48508-2025 FSC-klagomål.docx
+++ b/klagomål/A 48508-2025 FSC-klagomål.docx
@@ -1022,7 +1022,7 @@
     <w:r>
       <w:tab/>
       <w:tab/>
-      <w:t>2026-10-02</w:t>
+      <w:t>2026-10-03</w:t>
       <w:br/>
       <w:br/>
     </w:r>

--- a/klagomål/A 48508-2025 FSC-klagomål.docx
+++ b/klagomål/A 48508-2025 FSC-klagomål.docx
@@ -1022,7 +1022,7 @@
     <w:r>
       <w:tab/>
       <w:tab/>
-      <w:t>2026-10-03</w:t>
+      <w:t>2026-10-04</w:t>
       <w:br/>
       <w:br/>
     </w:r>

--- a/klagomål/A 48508-2025 FSC-klagomål.docx
+++ b/klagomål/A 48508-2025 FSC-klagomål.docx
@@ -1022,7 +1022,7 @@
     <w:r>
       <w:tab/>
       <w:tab/>
-      <w:t>2026-10-04</w:t>
+      <w:t>2026-10-05</w:t>
       <w:br/>
       <w:br/>
     </w:r>

--- a/klagomål/A 48508-2025 FSC-klagomål.docx
+++ b/klagomål/A 48508-2025 FSC-klagomål.docx
@@ -1022,7 +1022,7 @@
     <w:r>
       <w:tab/>
       <w:tab/>
-      <w:t>2026-10-05</w:t>
+      <w:t>2026-10-06</w:t>
       <w:br/>
       <w:br/>
     </w:r>

--- a/klagomål/A 48508-2025 FSC-klagomål.docx
+++ b/klagomål/A 48508-2025 FSC-klagomål.docx
@@ -1022,7 +1022,7 @@
     <w:r>
       <w:tab/>
       <w:tab/>
-      <w:t>2026-10-06</w:t>
+      <w:t>2026-10-07</w:t>
       <w:br/>
       <w:br/>
     </w:r>

--- a/klagomål/A 48508-2025 FSC-klagomål.docx
+++ b/klagomål/A 48508-2025 FSC-klagomål.docx
@@ -1022,7 +1022,7 @@
     <w:r>
       <w:tab/>
       <w:tab/>
-      <w:t>2026-10-07</w:t>
+      <w:t>2026-10-08</w:t>
       <w:br/>
       <w:br/>
     </w:r>

--- a/klagomål/A 48508-2025 FSC-klagomål.docx
+++ b/klagomål/A 48508-2025 FSC-klagomål.docx
@@ -1022,7 +1022,7 @@
     <w:r>
       <w:tab/>
       <w:tab/>
-      <w:t>2026-10-08</w:t>
+      <w:t>2026-10-09</w:t>
       <w:br/>
       <w:br/>
     </w:r>

--- a/klagomål/A 48508-2025 FSC-klagomål.docx
+++ b/klagomål/A 48508-2025 FSC-klagomål.docx
@@ -178,7 +178,7 @@
       <w:r>
         <w:drawing>
           <wp:inline xmlns:a="http://schemas.openxmlformats.org/drawingml/2006/main" xmlns:pic="http://schemas.openxmlformats.org/drawingml/2006/picture">
-            <wp:extent cx="5486400" cy="5200464"/>
+            <wp:extent cx="5486400" cy="5202158"/>
             <wp:docPr id="1" name="Picture 1"/>
             <wp:cNvGraphicFramePr>
               <a:graphicFrameLocks noChangeAspect="1"/>
@@ -199,7 +199,7 @@
                   <pic:spPr>
                     <a:xfrm>
                       <a:off x="0" y="0"/>
-                      <a:ext cx="5486400" cy="5200464"/>
+                      <a:ext cx="5486400" cy="5202158"/>
                     </a:xfrm>
                     <a:prstGeom prst="rect"/>
                   </pic:spPr>
@@ -216,12 +216,12 @@
         <w:spacing w:after="240"/>
       </w:pPr>
       <w:r>
-        <w:t>Figur 1. Fyndplatser för naturvårdsarter i och inom 23 meter från avverkningsanmälan. Markörer utan svart kant är placerade på fyndplatsen. Markörer med svart kant är placerade vid sidan av fyndplatsen och har ett svart streck som visar fyndplatsens exakta position. Kartans mittpunktskoordinat är N 6967460, E 412197 i SWEREF 99 TM.</w:t>
+        <w:t>Figur 1. Fyndplatser för naturvårdsarter i avverkningsanmälan. Markörer utan svart kant är placerade på fyndplatsen. Markörer med svart kant är placerade vid sidan av fyndplatsen och har ett svart streck som visar fyndplatsens exakta position. Kartans mittpunktskoordinat är N 6967460, E 412197 i SWEREF 99 TM.</w:t>
       </w:r>
     </w:p>
     <w:p>
       <w:r>
-        <w:t>I och inom 23 meter från avverkningsanmälan finns fynd av 7 naturvårdsarter, varav 6 är rödlistade, 1 är fridlyst, 4 är typiska (T) och 1 är signalart (S): tajgataggsvamp (VU), dropptaggsvamp (NT, T), kådvaxskinn (NT), skarp dropptaggsvamp (NT), tretåig hackspett (NT, T, §4), vedskivlav (NT, T) och norrlandslav (S, T). Se Figur 1.</w:t>
+        <w:t>I avverkningsanmälan finns fynd av 1 naturvårdsarter, varav 1 är rödlistad, 1 är fridlyst och 1 är typisk (T): tretåig hackspett (NT, T, §4). Se Figur 1.</w:t>
       </w:r>
     </w:p>
     <w:p>
@@ -252,68 +252,6 @@
         <w:rPr>
           <w:b/>
         </w:rPr>
-        <w:t xml:space="preserve">Tajgataggsvamp (VU) </w:t>
-      </w:r>
-      <w:r>
-        <w:t xml:space="preserve">är en sällsynt art som bildar mykorrhiza med tall och växer på marken under gamla tallågor, stubbar och även grenar av tall i brandpräglad torr tallskog på mager sandig mark med lång kontinuitet. Den är placerad högst upp i Skogsstyrelsens värdepyramid för bedömning av skog med höga naturvärden och flertalet växtplatser bör skyddas långsiktigt genom att öka arealen skyddad, brandpräglad, mager tallskog med trädkontinuitet. Troligtvis sammanblandas arten då och då med svartvit taggsvamp </w:t>
-      </w:r>
-      <w:r>
-        <w:rPr>
-          <w:i/>
-        </w:rPr>
-        <w:t>Phellodon connatus</w:t>
-      </w:r>
-      <w:r>
-        <w:t xml:space="preserve"> som vid DNA-undersökningar visat sig ha flera olika former. Tajgataggsvamp är globalt rödlistad som sårbar (VU) vilket innebär att Sverige har ett internationellt ansvar för arten (IUCN, 2025; SLU Artdatabanken, 2024; Nitare &amp; Skogsstyrelsen, 2019).</w:t>
-      </w:r>
-    </w:p>
-    <w:p>
-      <w:r>
-        <w:rPr>
-          <w:b/>
-        </w:rPr>
-        <w:t>Dropptaggsvamp (NT)</w:t>
-      </w:r>
-      <w:r>
-        <w:t xml:space="preserve"> bildar mykorrhiza med tall, främst i barrskog med trädkontinuitet, i magra, torra och ljusöppna lavtallskogar och i barrblandskogar med friskmossor och lingon i fältskiktet. Den totala populationen i landet har minskat och bedöms fortsätta minska till följd av slutavverkningar av tallskog. Det är högst oklart om arten långsiktigt kan etablera och reproducera sig i skogsbestånd som brukas med trakthyggesmetoder, markberedning, gödsling eller föryngring med förädlat plantmaterial. Uppfyller kriterierna för att bli rödlistad på grund av ny kunskap som visar att en större andel av populationen än tidigare bedömt är knuten till kontinuitetsbarrskog. Minskningstakten för den svenska populationen bedöms vara nära gränsvärdet för Sårbar (VU). Dropptaggsvamp är typisk art för </w:t>
-      </w:r>
-      <w:r>
-        <w:rPr>
-          <w:i/>
-        </w:rPr>
-        <w:t xml:space="preserve">9010 Taiga </w:t>
-      </w:r>
-      <w:r>
-        <w:t>(SLU Artdatabanken, 2026).</w:t>
-      </w:r>
-    </w:p>
-    <w:p>
-      <w:r>
-        <w:rPr>
-          <w:b/>
-        </w:rPr>
-        <w:t>Kådvaxskinn (NT)</w:t>
-      </w:r>
-      <w:r>
-        <w:t xml:space="preserve"> är en nedbrytare på grova lågor av tall eller gran i det förmultningsstadium då barken fallit av. Arten tillhör den boreala blåbärsbarrskogens vedsvampssamhälle och hittas främst i naturskogsartad eller plockhuggen skog med mycket död ved. Arten hotas av avverkning av äldre barrskog. Den typ av vedkvalité som arten fordrar nyskapas i alltför liten omfattning i produktionsskog (SLU Artdatabanken, 2024).</w:t>
-      </w:r>
-    </w:p>
-    <w:p>
-      <w:r>
-        <w:rPr>
-          <w:b/>
-        </w:rPr>
-        <w:t xml:space="preserve">Skarp dropptaggsvamp (NT) </w:t>
-      </w:r>
-      <w:r>
-        <w:t>bildar mykorrhiza med både gran och tall, främst i barrskogar med trädkontinuitet. Arten uppträder dels i näringsrik kalkbarrskog och dels i sur lavtallskog. Kalkbarrskogarna är ofta grandominerade, olikåldriga och skiktade på frisk mark med ett örtrikt vegetationsskikt. Lavtallskogarna är i regel magra, torra, ljusöppna och ofta brandpräglade. Den totala populationen i landet har minskat och bedöms fortsätta minska till följd av avverkning av äldre barrskogar. Arten har begränsad förmåga att återetablera sig efter slutavverkning eller andra storskaliga skogsbruksåtgärder. Det saknas indikationer på att arten långsiktigt kan etablera eller reproducera sig i skogsbestånd som brukas med metoder som trakthyggesbruk, markberedning, gödsling eller föryngring med förädlat plantmaterial. Minskningstakten för den svenska populationen bedöms vara nära gränsvärdet för Sårbar (VU) (SLU Artdatabanken, 2026).</w:t>
-      </w:r>
-    </w:p>
-    <w:p>
-      <w:r>
-        <w:rPr>
-          <w:b/>
-        </w:rPr>
         <w:t>Tretåig hackspett (NT, §4)</w:t>
       </w:r>
       <w:r>
@@ -336,55 +274,6 @@
       </w:r>
       <w:r>
         <w:t xml:space="preserve"> (Skogsstyrelsen, 2016; SLU Artdatabanken, 2024).</w:t>
-      </w:r>
-    </w:p>
-    <w:p>
-      <w:r>
-        <w:rPr>
-          <w:b/>
-        </w:rPr>
-        <w:t>Vedskivlav (NT)</w:t>
-      </w:r>
-      <w:r>
-        <w:t xml:space="preserve"> växer på gammal, torr, exponerad, hård kärnved av framförallt tall i naturskogsartade bestånd. Avverkning av tallskog av naturskogskaraktär med spår av återkommande bränder är ett hot. Mängden lämplig ved att växa på för vedskivlav minskar, dels på grund av naturlig nedbrytning men framförallt på grund av att de förstörs i samband med slutavverkningar, gallringar och markberedning. Tall- och blandbarrskogar av naturskogskaraktär med spår av återkommande bränder bör skyddas. Vedskivlav är typisk art för </w:t>
-      </w:r>
-      <w:r>
-        <w:rPr>
-          <w:i/>
-        </w:rPr>
-        <w:t>9010 Taiga</w:t>
-      </w:r>
-      <w:r>
-        <w:t xml:space="preserve"> (SLU Artdatabanken, 2024).</w:t>
-      </w:r>
-    </w:p>
-    <w:p>
-      <w:r>
-        <w:rPr>
-          <w:b/>
-        </w:rPr>
-        <w:t xml:space="preserve">Norrlandslav </w:t>
-      </w:r>
-      <w:r>
-        <w:t xml:space="preserve">indikerar söder om den naturliga norrlandsgränsen barrskogsbeklädda bergbranter eller andra ostörda skogsmiljöer med höga naturvärden. Norrlandslav är typisk art för </w:t>
-      </w:r>
-      <w:r>
-        <w:rPr>
-          <w:i/>
-        </w:rPr>
-        <w:t xml:space="preserve">9010 Taiga, 8110 Silikatrasmarker </w:t>
-      </w:r>
-      <w:r>
-        <w:t>och</w:t>
-      </w:r>
-      <w:r>
-        <w:rPr>
-          <w:i/>
-        </w:rPr>
-        <w:t xml:space="preserve"> 8120 Kalkrasmarker </w:t>
-      </w:r>
-      <w:r>
-        <w:t>(Nitare &amp; Skogsstyrelsen, 2000; SLU Artdatabanken, 2025).</w:t>
       </w:r>
     </w:p>
     <w:p>
@@ -493,7 +382,7 @@
         <w:rPr>
           <w:i/>
         </w:rPr>
-        <w:t>I det avverkningsanmälda skogsområdet har 7 naturvårdsarter varav 6 rödlistade arter sina livsmiljöer och växtplatser.</w:t>
+        <w:t>I det avverkningsanmälda skogsområdet har 1 naturvårdsarter varav 1 rödlistade arter sina livsmiljöer och växtplatser.</w:t>
       </w:r>
     </w:p>
     <w:p>
@@ -1022,7 +911,7 @@
     <w:r>
       <w:tab/>
       <w:tab/>
-      <w:t>2026-10-09</w:t>
+      <w:t>2026-10-10</w:t>
       <w:br/>
       <w:br/>
     </w:r>

--- a/klagomål/A 48508-2025 FSC-klagomål.docx
+++ b/klagomål/A 48508-2025 FSC-klagomål.docx
@@ -178,7 +178,7 @@
       <w:r>
         <w:drawing>
           <wp:inline xmlns:a="http://schemas.openxmlformats.org/drawingml/2006/main" xmlns:pic="http://schemas.openxmlformats.org/drawingml/2006/picture">
-            <wp:extent cx="5486400" cy="5202158"/>
+            <wp:extent cx="5486400" cy="5200464"/>
             <wp:docPr id="1" name="Picture 1"/>
             <wp:cNvGraphicFramePr>
               <a:graphicFrameLocks noChangeAspect="1"/>
@@ -199,7 +199,7 @@
                   <pic:spPr>
                     <a:xfrm>
                       <a:off x="0" y="0"/>
-                      <a:ext cx="5486400" cy="5202158"/>
+                      <a:ext cx="5486400" cy="5200464"/>
                     </a:xfrm>
                     <a:prstGeom prst="rect"/>
                   </pic:spPr>
@@ -216,12 +216,12 @@
         <w:spacing w:after="240"/>
       </w:pPr>
       <w:r>
-        <w:t>Figur 1. Fyndplatser för naturvårdsarter i avverkningsanmälan. Markörer utan svart kant är placerade på fyndplatsen. Markörer med svart kant är placerade vid sidan av fyndplatsen och har ett svart streck som visar fyndplatsens exakta position. Kartans mittpunktskoordinat är N 6967460, E 412197 i SWEREF 99 TM.</w:t>
+        <w:t>Figur 1. Fyndplatser för naturvårdsarter i och inom 23 meter från avverkningsanmälan. Markörer utan svart kant är placerade på fyndplatsen. Markörer med svart kant är placerade vid sidan av fyndplatsen och har ett svart streck som visar fyndplatsens exakta position. Kartans mittpunktskoordinat är N 6967460, E 412197 i SWEREF 99 TM.</w:t>
       </w:r>
     </w:p>
     <w:p>
       <w:r>
-        <w:t>I avverkningsanmälan finns fynd av 1 naturvårdsarter, varav 1 är rödlistad, 1 är fridlyst och 1 är typisk (T): tretåig hackspett (NT, T, §4). Se Figur 1.</w:t>
+        <w:t>I och inom 23 meter från avverkningsanmälan finns fynd av 7 naturvårdsarter, varav 6 är rödlistade, 1 är fridlyst, 4 är typiska (T) och 1 är signalart (S): tajgataggsvamp (VU), dropptaggsvamp (NT, T), kådvaxskinn (NT), skarp dropptaggsvamp (NT), tretåig hackspett (NT, T, §4), vedskivlav (NT, T) och norrlandslav (S, T). Se Figur 1.</w:t>
       </w:r>
     </w:p>
     <w:p>
@@ -252,6 +252,68 @@
         <w:rPr>
           <w:b/>
         </w:rPr>
+        <w:t xml:space="preserve">Tajgataggsvamp (VU) </w:t>
+      </w:r>
+      <w:r>
+        <w:t xml:space="preserve">är en sällsynt art som bildar mykorrhiza med tall och växer på marken under gamla tallågor, stubbar och även grenar av tall i brandpräglad torr tallskog på mager sandig mark med lång kontinuitet. Den är placerad högst upp i Skogsstyrelsens värdepyramid för bedömning av skog med höga naturvärden och flertalet växtplatser bör skyddas långsiktigt genom att öka arealen skyddad, brandpräglad, mager tallskog med trädkontinuitet. Troligtvis sammanblandas arten då och då med svartvit taggsvamp </w:t>
+      </w:r>
+      <w:r>
+        <w:rPr>
+          <w:i/>
+        </w:rPr>
+        <w:t>Phellodon connatus</w:t>
+      </w:r>
+      <w:r>
+        <w:t xml:space="preserve"> som vid DNA-undersökningar visat sig ha flera olika former. Tajgataggsvamp är globalt rödlistad som sårbar (VU) vilket innebär att Sverige har ett internationellt ansvar för arten (IUCN, 2025; SLU Artdatabanken, 2024; Nitare &amp; Skogsstyrelsen, 2019).</w:t>
+      </w:r>
+    </w:p>
+    <w:p>
+      <w:r>
+        <w:rPr>
+          <w:b/>
+        </w:rPr>
+        <w:t>Dropptaggsvamp (NT)</w:t>
+      </w:r>
+      <w:r>
+        <w:t xml:space="preserve"> bildar mykorrhiza med tall, främst i barrskog med trädkontinuitet, i magra, torra och ljusöppna lavtallskogar och i barrblandskogar med friskmossor och lingon i fältskiktet. Den totala populationen i landet har minskat och bedöms fortsätta minska till följd av slutavverkningar av tallskog. Det är högst oklart om arten långsiktigt kan etablera och reproducera sig i skogsbestånd som brukas med trakthyggesmetoder, markberedning, gödsling eller föryngring med förädlat plantmaterial. Uppfyller kriterierna för att bli rödlistad på grund av ny kunskap som visar att en större andel av populationen än tidigare bedömt är knuten till kontinuitetsbarrskog. Minskningstakten för den svenska populationen bedöms vara nära gränsvärdet för Sårbar (VU). Dropptaggsvamp är typisk art för </w:t>
+      </w:r>
+      <w:r>
+        <w:rPr>
+          <w:i/>
+        </w:rPr>
+        <w:t xml:space="preserve">9010 Taiga </w:t>
+      </w:r>
+      <w:r>
+        <w:t>(SLU Artdatabanken, 2026).</w:t>
+      </w:r>
+    </w:p>
+    <w:p>
+      <w:r>
+        <w:rPr>
+          <w:b/>
+        </w:rPr>
+        <w:t>Kådvaxskinn (NT)</w:t>
+      </w:r>
+      <w:r>
+        <w:t xml:space="preserve"> är en nedbrytare på grova lågor av tall eller gran i det förmultningsstadium då barken fallit av. Arten tillhör den boreala blåbärsbarrskogens vedsvampssamhälle och hittas främst i naturskogsartad eller plockhuggen skog med mycket död ved. Arten hotas av avverkning av äldre barrskog. Den typ av vedkvalité som arten fordrar nyskapas i alltför liten omfattning i produktionsskog (SLU Artdatabanken, 2024).</w:t>
+      </w:r>
+    </w:p>
+    <w:p>
+      <w:r>
+        <w:rPr>
+          <w:b/>
+        </w:rPr>
+        <w:t xml:space="preserve">Skarp dropptaggsvamp (NT) </w:t>
+      </w:r>
+      <w:r>
+        <w:t>bildar mykorrhiza med både gran och tall, främst i barrskogar med trädkontinuitet. Arten uppträder dels i näringsrik kalkbarrskog och dels i sur lavtallskog. Kalkbarrskogarna är ofta grandominerade, olikåldriga och skiktade på frisk mark med ett örtrikt vegetationsskikt. Lavtallskogarna är i regel magra, torra, ljusöppna och ofta brandpräglade. Den totala populationen i landet har minskat och bedöms fortsätta minska till följd av avverkning av äldre barrskogar. Arten har begränsad förmåga att återetablera sig efter slutavverkning eller andra storskaliga skogsbruksåtgärder. Det saknas indikationer på att arten långsiktigt kan etablera eller reproducera sig i skogsbestånd som brukas med metoder som trakthyggesbruk, markberedning, gödsling eller föryngring med förädlat plantmaterial. Minskningstakten för den svenska populationen bedöms vara nära gränsvärdet för Sårbar (VU) (SLU Artdatabanken, 2026).</w:t>
+      </w:r>
+    </w:p>
+    <w:p>
+      <w:r>
+        <w:rPr>
+          <w:b/>
+        </w:rPr>
         <w:t>Tretåig hackspett (NT, §4)</w:t>
       </w:r>
       <w:r>
@@ -274,6 +336,55 @@
       </w:r>
       <w:r>
         <w:t xml:space="preserve"> (Skogsstyrelsen, 2016; SLU Artdatabanken, 2024).</w:t>
+      </w:r>
+    </w:p>
+    <w:p>
+      <w:r>
+        <w:rPr>
+          <w:b/>
+        </w:rPr>
+        <w:t>Vedskivlav (NT)</w:t>
+      </w:r>
+      <w:r>
+        <w:t xml:space="preserve"> växer på gammal, torr, exponerad, hård kärnved av framförallt tall i naturskogsartade bestånd. Avverkning av tallskog av naturskogskaraktär med spår av återkommande bränder är ett hot. Mängden lämplig ved att växa på för vedskivlav minskar, dels på grund av naturlig nedbrytning men framförallt på grund av att de förstörs i samband med slutavverkningar, gallringar och markberedning. Tall- och blandbarrskogar av naturskogskaraktär med spår av återkommande bränder bör skyddas. Vedskivlav är typisk art för </w:t>
+      </w:r>
+      <w:r>
+        <w:rPr>
+          <w:i/>
+        </w:rPr>
+        <w:t>9010 Taiga</w:t>
+      </w:r>
+      <w:r>
+        <w:t xml:space="preserve"> (SLU Artdatabanken, 2024).</w:t>
+      </w:r>
+    </w:p>
+    <w:p>
+      <w:r>
+        <w:rPr>
+          <w:b/>
+        </w:rPr>
+        <w:t xml:space="preserve">Norrlandslav </w:t>
+      </w:r>
+      <w:r>
+        <w:t xml:space="preserve">indikerar söder om den naturliga norrlandsgränsen barrskogsbeklädda bergbranter eller andra ostörda skogsmiljöer med höga naturvärden. Norrlandslav är typisk art för </w:t>
+      </w:r>
+      <w:r>
+        <w:rPr>
+          <w:i/>
+        </w:rPr>
+        <w:t xml:space="preserve">9010 Taiga, 8110 Silikatrasmarker </w:t>
+      </w:r>
+      <w:r>
+        <w:t>och</w:t>
+      </w:r>
+      <w:r>
+        <w:rPr>
+          <w:i/>
+        </w:rPr>
+        <w:t xml:space="preserve"> 8120 Kalkrasmarker </w:t>
+      </w:r>
+      <w:r>
+        <w:t>(Nitare &amp; Skogsstyrelsen, 2000; SLU Artdatabanken, 2025).</w:t>
       </w:r>
     </w:p>
     <w:p>
@@ -382,7 +493,7 @@
         <w:rPr>
           <w:i/>
         </w:rPr>
-        <w:t>I det avverkningsanmälda skogsområdet har 1 naturvårdsarter varav 1 rödlistade arter sina livsmiljöer och växtplatser.</w:t>
+        <w:t>I det avverkningsanmälda skogsområdet har 7 naturvårdsarter varav 6 rödlistade arter sina livsmiljöer och växtplatser.</w:t>
       </w:r>
     </w:p>
     <w:p>
@@ -911,7 +1022,7 @@
     <w:r>
       <w:tab/>
       <w:tab/>
-      <w:t>2026-10-10</w:t>
+      <w:t>2026-10-11</w:t>
       <w:br/>
       <w:br/>
     </w:r>

--- a/klagomål/A 48508-2025 FSC-klagomål.docx
+++ b/klagomål/A 48508-2025 FSC-klagomål.docx
@@ -178,7 +178,7 @@
       <w:r>
         <w:drawing>
           <wp:inline xmlns:a="http://schemas.openxmlformats.org/drawingml/2006/main" xmlns:pic="http://schemas.openxmlformats.org/drawingml/2006/picture">
-            <wp:extent cx="5486400" cy="5200464"/>
+            <wp:extent cx="5486400" cy="5202158"/>
             <wp:docPr id="1" name="Picture 1"/>
             <wp:cNvGraphicFramePr>
               <a:graphicFrameLocks noChangeAspect="1"/>
@@ -199,7 +199,7 @@
                   <pic:spPr>
                     <a:xfrm>
                       <a:off x="0" y="0"/>
-                      <a:ext cx="5486400" cy="5200464"/>
+                      <a:ext cx="5486400" cy="5202158"/>
                     </a:xfrm>
                     <a:prstGeom prst="rect"/>
                   </pic:spPr>
@@ -216,12 +216,12 @@
         <w:spacing w:after="240"/>
       </w:pPr>
       <w:r>
-        <w:t>Figur 1. Fyndplatser för naturvårdsarter i och inom 23 meter från avverkningsanmälan. Markörer utan svart kant är placerade på fyndplatsen. Markörer med svart kant är placerade vid sidan av fyndplatsen och har ett svart streck som visar fyndplatsens exakta position. Kartans mittpunktskoordinat är N 6967460, E 412197 i SWEREF 99 TM.</w:t>
+        <w:t>Figur 1. Fyndplatser för naturvårdsarter i avverkningsanmälan. Markörer utan svart kant är placerade på fyndplatsen. Markörer med svart kant är placerade vid sidan av fyndplatsen och har ett svart streck som visar fyndplatsens exakta position. Kartans mittpunktskoordinat är N 6967460, E 412197 i SWEREF 99 TM.</w:t>
       </w:r>
     </w:p>
     <w:p>
       <w:r>
-        <w:t>I och inom 23 meter från avverkningsanmälan finns fynd av 7 naturvårdsarter, varav 6 är rödlistade, 1 är fridlyst, 4 är typiska (T) och 1 är signalart (S): tajgataggsvamp (VU), dropptaggsvamp (NT, T), kådvaxskinn (NT), skarp dropptaggsvamp (NT), tretåig hackspett (NT, T, §4), vedskivlav (NT, T) och norrlandslav (S, T). Se Figur 1.</w:t>
+        <w:t>I avverkningsanmälan finns fynd av 1 naturvårdsarter, varav 1 är rödlistad, 1 är fridlyst och 1 är typisk (T): tretåig hackspett (NT, T, §4). Se Figur 1.</w:t>
       </w:r>
     </w:p>
     <w:p>
@@ -252,68 +252,6 @@
         <w:rPr>
           <w:b/>
         </w:rPr>
-        <w:t xml:space="preserve">Tajgataggsvamp (VU) </w:t>
-      </w:r>
-      <w:r>
-        <w:t xml:space="preserve">är en sällsynt art som bildar mykorrhiza med tall och växer på marken under gamla tallågor, stubbar och även grenar av tall i brandpräglad torr tallskog på mager sandig mark med lång kontinuitet. Den är placerad högst upp i Skogsstyrelsens värdepyramid för bedömning av skog med höga naturvärden och flertalet växtplatser bör skyddas långsiktigt genom att öka arealen skyddad, brandpräglad, mager tallskog med trädkontinuitet. Troligtvis sammanblandas arten då och då med svartvit taggsvamp </w:t>
-      </w:r>
-      <w:r>
-        <w:rPr>
-          <w:i/>
-        </w:rPr>
-        <w:t>Phellodon connatus</w:t>
-      </w:r>
-      <w:r>
-        <w:t xml:space="preserve"> som vid DNA-undersökningar visat sig ha flera olika former. Tajgataggsvamp är globalt rödlistad som sårbar (VU) vilket innebär att Sverige har ett internationellt ansvar för arten (IUCN, 2025; SLU Artdatabanken, 2024; Nitare &amp; Skogsstyrelsen, 2019).</w:t>
-      </w:r>
-    </w:p>
-    <w:p>
-      <w:r>
-        <w:rPr>
-          <w:b/>
-        </w:rPr>
-        <w:t>Dropptaggsvamp (NT)</w:t>
-      </w:r>
-      <w:r>
-        <w:t xml:space="preserve"> bildar mykorrhiza med tall, främst i barrskog med trädkontinuitet, i magra, torra och ljusöppna lavtallskogar och i barrblandskogar med friskmossor och lingon i fältskiktet. Den totala populationen i landet har minskat och bedöms fortsätta minska till följd av slutavverkningar av tallskog. Det är högst oklart om arten långsiktigt kan etablera och reproducera sig i skogsbestånd som brukas med trakthyggesmetoder, markberedning, gödsling eller föryngring med förädlat plantmaterial. Uppfyller kriterierna för att bli rödlistad på grund av ny kunskap som visar att en större andel av populationen än tidigare bedömt är knuten till kontinuitetsbarrskog. Minskningstakten för den svenska populationen bedöms vara nära gränsvärdet för Sårbar (VU). Dropptaggsvamp är typisk art för </w:t>
-      </w:r>
-      <w:r>
-        <w:rPr>
-          <w:i/>
-        </w:rPr>
-        <w:t xml:space="preserve">9010 Taiga </w:t>
-      </w:r>
-      <w:r>
-        <w:t>(SLU Artdatabanken, 2026).</w:t>
-      </w:r>
-    </w:p>
-    <w:p>
-      <w:r>
-        <w:rPr>
-          <w:b/>
-        </w:rPr>
-        <w:t>Kådvaxskinn (NT)</w:t>
-      </w:r>
-      <w:r>
-        <w:t xml:space="preserve"> är en nedbrytare på grova lågor av tall eller gran i det förmultningsstadium då barken fallit av. Arten tillhör den boreala blåbärsbarrskogens vedsvampssamhälle och hittas främst i naturskogsartad eller plockhuggen skog med mycket död ved. Arten hotas av avverkning av äldre barrskog. Den typ av vedkvalité som arten fordrar nyskapas i alltför liten omfattning i produktionsskog (SLU Artdatabanken, 2024).</w:t>
-      </w:r>
-    </w:p>
-    <w:p>
-      <w:r>
-        <w:rPr>
-          <w:b/>
-        </w:rPr>
-        <w:t xml:space="preserve">Skarp dropptaggsvamp (NT) </w:t>
-      </w:r>
-      <w:r>
-        <w:t>bildar mykorrhiza med både gran och tall, främst i barrskogar med trädkontinuitet. Arten uppträder dels i näringsrik kalkbarrskog och dels i sur lavtallskog. Kalkbarrskogarna är ofta grandominerade, olikåldriga och skiktade på frisk mark med ett örtrikt vegetationsskikt. Lavtallskogarna är i regel magra, torra, ljusöppna och ofta brandpräglade. Den totala populationen i landet har minskat och bedöms fortsätta minska till följd av avverkning av äldre barrskogar. Arten har begränsad förmåga att återetablera sig efter slutavverkning eller andra storskaliga skogsbruksåtgärder. Det saknas indikationer på att arten långsiktigt kan etablera eller reproducera sig i skogsbestånd som brukas med metoder som trakthyggesbruk, markberedning, gödsling eller föryngring med förädlat plantmaterial. Minskningstakten för den svenska populationen bedöms vara nära gränsvärdet för Sårbar (VU) (SLU Artdatabanken, 2026).</w:t>
-      </w:r>
-    </w:p>
-    <w:p>
-      <w:r>
-        <w:rPr>
-          <w:b/>
-        </w:rPr>
         <w:t>Tretåig hackspett (NT, §4)</w:t>
       </w:r>
       <w:r>
@@ -336,55 +274,6 @@
       </w:r>
       <w:r>
         <w:t xml:space="preserve"> (Skogsstyrelsen, 2016; SLU Artdatabanken, 2024).</w:t>
-      </w:r>
-    </w:p>
-    <w:p>
-      <w:r>
-        <w:rPr>
-          <w:b/>
-        </w:rPr>
-        <w:t>Vedskivlav (NT)</w:t>
-      </w:r>
-      <w:r>
-        <w:t xml:space="preserve"> växer på gammal, torr, exponerad, hård kärnved av framförallt tall i naturskogsartade bestånd. Avverkning av tallskog av naturskogskaraktär med spår av återkommande bränder är ett hot. Mängden lämplig ved att växa på för vedskivlav minskar, dels på grund av naturlig nedbrytning men framförallt på grund av att de förstörs i samband med slutavverkningar, gallringar och markberedning. Tall- och blandbarrskogar av naturskogskaraktär med spår av återkommande bränder bör skyddas. Vedskivlav är typisk art för </w:t>
-      </w:r>
-      <w:r>
-        <w:rPr>
-          <w:i/>
-        </w:rPr>
-        <w:t>9010 Taiga</w:t>
-      </w:r>
-      <w:r>
-        <w:t xml:space="preserve"> (SLU Artdatabanken, 2024).</w:t>
-      </w:r>
-    </w:p>
-    <w:p>
-      <w:r>
-        <w:rPr>
-          <w:b/>
-        </w:rPr>
-        <w:t xml:space="preserve">Norrlandslav </w:t>
-      </w:r>
-      <w:r>
-        <w:t xml:space="preserve">indikerar söder om den naturliga norrlandsgränsen barrskogsbeklädda bergbranter eller andra ostörda skogsmiljöer med höga naturvärden. Norrlandslav är typisk art för </w:t>
-      </w:r>
-      <w:r>
-        <w:rPr>
-          <w:i/>
-        </w:rPr>
-        <w:t xml:space="preserve">9010 Taiga, 8110 Silikatrasmarker </w:t>
-      </w:r>
-      <w:r>
-        <w:t>och</w:t>
-      </w:r>
-      <w:r>
-        <w:rPr>
-          <w:i/>
-        </w:rPr>
-        <w:t xml:space="preserve"> 8120 Kalkrasmarker </w:t>
-      </w:r>
-      <w:r>
-        <w:t>(Nitare &amp; Skogsstyrelsen, 2000; SLU Artdatabanken, 2025).</w:t>
       </w:r>
     </w:p>
     <w:p>
@@ -493,7 +382,7 @@
         <w:rPr>
           <w:i/>
         </w:rPr>
-        <w:t>I det avverkningsanmälda skogsområdet har 7 naturvårdsarter varav 6 rödlistade arter sina livsmiljöer och växtplatser.</w:t>
+        <w:t>I det avverkningsanmälda skogsområdet har 1 naturvårdsarter varav 1 rödlistade arter sina livsmiljöer och växtplatser.</w:t>
       </w:r>
     </w:p>
     <w:p>
@@ -1022,7 +911,7 @@
     <w:r>
       <w:tab/>
       <w:tab/>
-      <w:t>2026-10-11</w:t>
+      <w:t>2026-10-12</w:t>
       <w:br/>
       <w:br/>
     </w:r>

--- a/klagomål/A 48508-2025 FSC-klagomål.docx
+++ b/klagomål/A 48508-2025 FSC-klagomål.docx
@@ -178,7 +178,7 @@
       <w:r>
         <w:drawing>
           <wp:inline xmlns:a="http://schemas.openxmlformats.org/drawingml/2006/main" xmlns:pic="http://schemas.openxmlformats.org/drawingml/2006/picture">
-            <wp:extent cx="5486400" cy="5202158"/>
+            <wp:extent cx="5486400" cy="5200464"/>
             <wp:docPr id="1" name="Picture 1"/>
             <wp:cNvGraphicFramePr>
               <a:graphicFrameLocks noChangeAspect="1"/>
@@ -199,7 +199,7 @@
                   <pic:spPr>
                     <a:xfrm>
                       <a:off x="0" y="0"/>
-                      <a:ext cx="5486400" cy="5202158"/>
+                      <a:ext cx="5486400" cy="5200464"/>
                     </a:xfrm>
                     <a:prstGeom prst="rect"/>
                   </pic:spPr>
@@ -216,12 +216,12 @@
         <w:spacing w:after="240"/>
       </w:pPr>
       <w:r>
-        <w:t>Figur 1. Fyndplatser för naturvårdsarter i avverkningsanmälan. Markörer utan svart kant är placerade på fyndplatsen. Markörer med svart kant är placerade vid sidan av fyndplatsen och har ett svart streck som visar fyndplatsens exakta position. Kartans mittpunktskoordinat är N 6967460, E 412197 i SWEREF 99 TM.</w:t>
+        <w:t>Figur 1. Fyndplatser för naturvårdsarter i och inom 23 meter från avverkningsanmälan. Markörer utan svart kant är placerade på fyndplatsen. Markörer med svart kant är placerade vid sidan av fyndplatsen och har ett svart streck som visar fyndplatsens exakta position. Kartans mittpunktskoordinat är N 6967460, E 412197 i SWEREF 99 TM.</w:t>
       </w:r>
     </w:p>
     <w:p>
       <w:r>
-        <w:t>I avverkningsanmälan finns fynd av 1 naturvårdsarter, varav 1 är rödlistad, 1 är fridlyst och 1 är typisk (T): tretåig hackspett (NT, T, §4). Se Figur 1.</w:t>
+        <w:t>I och inom 23 meter från avverkningsanmälan finns fynd av 7 naturvårdsarter, varav 6 är rödlistade, 1 är fridlyst, 4 är typiska (T) och 1 är signalart (S): tajgataggsvamp (VU), dropptaggsvamp (NT, T), kådvaxskinn (NT), skarp dropptaggsvamp (NT), tretåig hackspett (NT, T, §4), vedskivlav (NT, T) och norrlandslav (S, T). Se Figur 1.</w:t>
       </w:r>
     </w:p>
     <w:p>
@@ -252,6 +252,68 @@
         <w:rPr>
           <w:b/>
         </w:rPr>
+        <w:t xml:space="preserve">Tajgataggsvamp (VU) </w:t>
+      </w:r>
+      <w:r>
+        <w:t xml:space="preserve">är en sällsynt art som bildar mykorrhiza med tall och växer på marken under gamla tallågor, stubbar och även grenar av tall i brandpräglad torr tallskog på mager sandig mark med lång kontinuitet. Den är placerad högst upp i Skogsstyrelsens värdepyramid för bedömning av skog med höga naturvärden och flertalet växtplatser bör skyddas långsiktigt genom att öka arealen skyddad, brandpräglad, mager tallskog med trädkontinuitet. Troligtvis sammanblandas arten då och då med svartvit taggsvamp </w:t>
+      </w:r>
+      <w:r>
+        <w:rPr>
+          <w:i/>
+        </w:rPr>
+        <w:t>Phellodon connatus</w:t>
+      </w:r>
+      <w:r>
+        <w:t xml:space="preserve"> som vid DNA-undersökningar visat sig ha flera olika former. Tajgataggsvamp är globalt rödlistad som sårbar (VU) vilket innebär att Sverige har ett internationellt ansvar för arten (IUCN, 2025; SLU Artdatabanken, 2024; Nitare &amp; Skogsstyrelsen, 2019).</w:t>
+      </w:r>
+    </w:p>
+    <w:p>
+      <w:r>
+        <w:rPr>
+          <w:b/>
+        </w:rPr>
+        <w:t>Dropptaggsvamp (NT)</w:t>
+      </w:r>
+      <w:r>
+        <w:t xml:space="preserve"> bildar mykorrhiza med tall, främst i barrskog med trädkontinuitet, i magra, torra och ljusöppna lavtallskogar och i barrblandskogar med friskmossor och lingon i fältskiktet. Den totala populationen i landet har minskat och bedöms fortsätta minska till följd av slutavverkningar av tallskog. Det är högst oklart om arten långsiktigt kan etablera och reproducera sig i skogsbestånd som brukas med trakthyggesmetoder, markberedning, gödsling eller föryngring med förädlat plantmaterial. Uppfyller kriterierna för att bli rödlistad på grund av ny kunskap som visar att en större andel av populationen än tidigare bedömt är knuten till kontinuitetsbarrskog. Minskningstakten för den svenska populationen bedöms vara nära gränsvärdet för Sårbar (VU). Dropptaggsvamp är typisk art för </w:t>
+      </w:r>
+      <w:r>
+        <w:rPr>
+          <w:i/>
+        </w:rPr>
+        <w:t xml:space="preserve">9010 Taiga </w:t>
+      </w:r>
+      <w:r>
+        <w:t>(SLU Artdatabanken, 2026).</w:t>
+      </w:r>
+    </w:p>
+    <w:p>
+      <w:r>
+        <w:rPr>
+          <w:b/>
+        </w:rPr>
+        <w:t>Kådvaxskinn (NT)</w:t>
+      </w:r>
+      <w:r>
+        <w:t xml:space="preserve"> är en nedbrytare på grova lågor av tall eller gran i det förmultningsstadium då barken fallit av. Arten tillhör den boreala blåbärsbarrskogens vedsvampssamhälle och hittas främst i naturskogsartad eller plockhuggen skog med mycket död ved. Arten hotas av avverkning av äldre barrskog. Den typ av vedkvalité som arten fordrar nyskapas i alltför liten omfattning i produktionsskog (SLU Artdatabanken, 2024).</w:t>
+      </w:r>
+    </w:p>
+    <w:p>
+      <w:r>
+        <w:rPr>
+          <w:b/>
+        </w:rPr>
+        <w:t xml:space="preserve">Skarp dropptaggsvamp (NT) </w:t>
+      </w:r>
+      <w:r>
+        <w:t>bildar mykorrhiza med både gran och tall, främst i barrskogar med trädkontinuitet. Arten uppträder dels i näringsrik kalkbarrskog och dels i sur lavtallskog. Kalkbarrskogarna är ofta grandominerade, olikåldriga och skiktade på frisk mark med ett örtrikt vegetationsskikt. Lavtallskogarna är i regel magra, torra, ljusöppna och ofta brandpräglade. Den totala populationen i landet har minskat och bedöms fortsätta minska till följd av avverkning av äldre barrskogar. Arten har begränsad förmåga att återetablera sig efter slutavverkning eller andra storskaliga skogsbruksåtgärder. Det saknas indikationer på att arten långsiktigt kan etablera eller reproducera sig i skogsbestånd som brukas med metoder som trakthyggesbruk, markberedning, gödsling eller föryngring med förädlat plantmaterial. Minskningstakten för den svenska populationen bedöms vara nära gränsvärdet för Sårbar (VU) (SLU Artdatabanken, 2026).</w:t>
+      </w:r>
+    </w:p>
+    <w:p>
+      <w:r>
+        <w:rPr>
+          <w:b/>
+        </w:rPr>
         <w:t>Tretåig hackspett (NT, §4)</w:t>
       </w:r>
       <w:r>
@@ -274,6 +336,55 @@
       </w:r>
       <w:r>
         <w:t xml:space="preserve"> (Skogsstyrelsen, 2016; SLU Artdatabanken, 2024).</w:t>
+      </w:r>
+    </w:p>
+    <w:p>
+      <w:r>
+        <w:rPr>
+          <w:b/>
+        </w:rPr>
+        <w:t>Vedskivlav (NT)</w:t>
+      </w:r>
+      <w:r>
+        <w:t xml:space="preserve"> växer på gammal, torr, exponerad, hård kärnved av framförallt tall i naturskogsartade bestånd. Avverkning av tallskog av naturskogskaraktär med spår av återkommande bränder är ett hot. Mängden lämplig ved att växa på för vedskivlav minskar, dels på grund av naturlig nedbrytning men framförallt på grund av att de förstörs i samband med slutavverkningar, gallringar och markberedning. Tall- och blandbarrskogar av naturskogskaraktär med spår av återkommande bränder bör skyddas. Vedskivlav är typisk art för </w:t>
+      </w:r>
+      <w:r>
+        <w:rPr>
+          <w:i/>
+        </w:rPr>
+        <w:t>9010 Taiga</w:t>
+      </w:r>
+      <w:r>
+        <w:t xml:space="preserve"> (SLU Artdatabanken, 2024).</w:t>
+      </w:r>
+    </w:p>
+    <w:p>
+      <w:r>
+        <w:rPr>
+          <w:b/>
+        </w:rPr>
+        <w:t xml:space="preserve">Norrlandslav </w:t>
+      </w:r>
+      <w:r>
+        <w:t xml:space="preserve">indikerar söder om den naturliga norrlandsgränsen barrskogsbeklädda bergbranter eller andra ostörda skogsmiljöer med höga naturvärden. Norrlandslav är typisk art för </w:t>
+      </w:r>
+      <w:r>
+        <w:rPr>
+          <w:i/>
+        </w:rPr>
+        <w:t xml:space="preserve">9010 Taiga, 8110 Silikatrasmarker </w:t>
+      </w:r>
+      <w:r>
+        <w:t>och</w:t>
+      </w:r>
+      <w:r>
+        <w:rPr>
+          <w:i/>
+        </w:rPr>
+        <w:t xml:space="preserve"> 8120 Kalkrasmarker </w:t>
+      </w:r>
+      <w:r>
+        <w:t>(Nitare &amp; Skogsstyrelsen, 2000; SLU Artdatabanken, 2025).</w:t>
       </w:r>
     </w:p>
     <w:p>
@@ -382,7 +493,7 @@
         <w:rPr>
           <w:i/>
         </w:rPr>
-        <w:t>I det avverkningsanmälda skogsområdet har 1 naturvårdsarter varav 1 rödlistade arter sina livsmiljöer och växtplatser.</w:t>
+        <w:t>I det avverkningsanmälda skogsområdet har 7 naturvårdsarter varav 6 rödlistade arter sina livsmiljöer och växtplatser.</w:t>
       </w:r>
     </w:p>
     <w:p>
@@ -911,7 +1022,7 @@
     <w:r>
       <w:tab/>
       <w:tab/>
-      <w:t>2026-10-12</w:t>
+      <w:t>2026-10-13</w:t>
       <w:br/>
       <w:br/>
     </w:r>

--- a/klagomål/A 48508-2025 FSC-klagomål.docx
+++ b/klagomål/A 48508-2025 FSC-klagomål.docx
@@ -1022,7 +1022,7 @@
     <w:r>
       <w:tab/>
       <w:tab/>
-      <w:t>2026-10-13</w:t>
+      <w:t>2026-10-14</w:t>
       <w:br/>
       <w:br/>
     </w:r>

--- a/klagomål/A 48508-2025 FSC-klagomål.docx
+++ b/klagomål/A 48508-2025 FSC-klagomål.docx
@@ -1022,7 +1022,7 @@
     <w:r>
       <w:tab/>
       <w:tab/>
-      <w:t>2026-10-14</w:t>
+      <w:t>2026-10-15</w:t>
       <w:br/>
       <w:br/>
     </w:r>

--- a/klagomål/A 48508-2025 FSC-klagomål.docx
+++ b/klagomål/A 48508-2025 FSC-klagomål.docx
@@ -1022,7 +1022,7 @@
     <w:r>
       <w:tab/>
       <w:tab/>
-      <w:t>2026-10-15</w:t>
+      <w:t>2026-10-16</w:t>
       <w:br/>
       <w:br/>
     </w:r>

--- a/klagomål/A 48508-2025 FSC-klagomål.docx
+++ b/klagomål/A 48508-2025 FSC-klagomål.docx
@@ -1022,7 +1022,7 @@
     <w:r>
       <w:tab/>
       <w:tab/>
-      <w:t>2026-10-16</w:t>
+      <w:t>2026-10-17</w:t>
       <w:br/>
       <w:br/>
     </w:r>

--- a/klagomål/A 48508-2025 FSC-klagomål.docx
+++ b/klagomål/A 48508-2025 FSC-klagomål.docx
@@ -1022,7 +1022,7 @@
     <w:r>
       <w:tab/>
       <w:tab/>
-      <w:t>2026-10-17</w:t>
+      <w:t>2026-10-18</w:t>
       <w:br/>
       <w:br/>
     </w:r>

--- a/klagomål/A 48508-2025 FSC-klagomål.docx
+++ b/klagomål/A 48508-2025 FSC-klagomål.docx
@@ -1022,7 +1022,7 @@
     <w:r>
       <w:tab/>
       <w:tab/>
-      <w:t>2026-10-18</w:t>
+      <w:t>2026-10-19</w:t>
       <w:br/>
       <w:br/>
     </w:r>

--- a/klagomål/A 48508-2025 FSC-klagomål.docx
+++ b/klagomål/A 48508-2025 FSC-klagomål.docx
@@ -1022,7 +1022,7 @@
     <w:r>
       <w:tab/>
       <w:tab/>
-      <w:t>2026-10-19</w:t>
+      <w:t>2026-10-20</w:t>
       <w:br/>
       <w:br/>
     </w:r>

--- a/klagomål/A 48508-2025 FSC-klagomål.docx
+++ b/klagomål/A 48508-2025 FSC-klagomål.docx
@@ -1022,7 +1022,7 @@
     <w:r>
       <w:tab/>
       <w:tab/>
-      <w:t>2026-10-20</w:t>
+      <w:t>2026-10-21</w:t>
       <w:br/>
       <w:br/>
     </w:r>

--- a/klagomål/A 48508-2025 FSC-klagomål.docx
+++ b/klagomål/A 48508-2025 FSC-klagomål.docx
@@ -1022,7 +1022,7 @@
     <w:r>
       <w:tab/>
       <w:tab/>
-      <w:t>2026-10-21</w:t>
+      <w:t>2026-10-22</w:t>
       <w:br/>
       <w:br/>
     </w:r>

--- a/klagomål/A 48508-2025 FSC-klagomål.docx
+++ b/klagomål/A 48508-2025 FSC-klagomål.docx
@@ -1022,7 +1022,7 @@
     <w:r>
       <w:tab/>
       <w:tab/>
-      <w:t>2026-10-22</w:t>
+      <w:t>2026-10-23</w:t>
       <w:br/>
       <w:br/>
     </w:r>

--- a/klagomål/A 48508-2025 FSC-klagomål.docx
+++ b/klagomål/A 48508-2025 FSC-klagomål.docx
@@ -1022,7 +1022,7 @@
     <w:r>
       <w:tab/>
       <w:tab/>
-      <w:t>2026-10-23</w:t>
+      <w:t>2026-10-24</w:t>
       <w:br/>
       <w:br/>
     </w:r>

--- a/klagomål/A 48508-2025 FSC-klagomål.docx
+++ b/klagomål/A 48508-2025 FSC-klagomål.docx
@@ -1022,7 +1022,7 @@
     <w:r>
       <w:tab/>
       <w:tab/>
-      <w:t>2026-10-24</w:t>
+      <w:t>2026-10-25</w:t>
       <w:br/>
       <w:br/>
     </w:r>

--- a/klagomål/A 48508-2025 FSC-klagomål.docx
+++ b/klagomål/A 48508-2025 FSC-klagomål.docx
@@ -1022,7 +1022,7 @@
     <w:r>
       <w:tab/>
       <w:tab/>
-      <w:t>2026-10-25</w:t>
+      <w:t>2026-10-26</w:t>
       <w:br/>
       <w:br/>
     </w:r>

--- a/klagomål/A 48508-2025 FSC-klagomål.docx
+++ b/klagomål/A 48508-2025 FSC-klagomål.docx
@@ -1022,7 +1022,7 @@
     <w:r>
       <w:tab/>
       <w:tab/>
-      <w:t>2026-10-26</w:t>
+      <w:t>2026-10-27</w:t>
       <w:br/>
       <w:br/>
     </w:r>

--- a/klagomål/A 48508-2025 FSC-klagomål.docx
+++ b/klagomål/A 48508-2025 FSC-klagomål.docx
@@ -1022,7 +1022,7 @@
     <w:r>
       <w:tab/>
       <w:tab/>
-      <w:t>2026-10-27</w:t>
+      <w:t>2026-10-28</w:t>
       <w:br/>
       <w:br/>
     </w:r>

--- a/klagomål/A 48508-2025 FSC-klagomål.docx
+++ b/klagomål/A 48508-2025 FSC-klagomål.docx
@@ -1022,7 +1022,7 @@
     <w:r>
       <w:tab/>
       <w:tab/>
-      <w:t>2026-10-28</w:t>
+      <w:t>2026-10-29</w:t>
       <w:br/>
       <w:br/>
     </w:r>

--- a/klagomål/A 48508-2025 FSC-klagomål.docx
+++ b/klagomål/A 48508-2025 FSC-klagomål.docx
@@ -1022,7 +1022,7 @@
     <w:r>
       <w:tab/>
       <w:tab/>
-      <w:t>2026-10-29</w:t>
+      <w:t>2026-10-31</w:t>
       <w:br/>
       <w:br/>
     </w:r>
